--- a/testakten/kurpfalz-taxware-software-ip-insolvenz/05_Finanzierung_Sicherheiten/04_Sicherungsabtretung_Lizenzforderungen.docx
+++ b/testakten/kurpfalz-taxware-software-ip-insolvenz/05_Finanzierung_Sicherheiten/04_Sicherungsabtretung_Lizenzforderungen.docx
@@ -28,12 +28,12 @@
         <w:pStyle w:val="Heading1"/>
       </w:pPr>
       <w:r>
-        <w:t>2. Gesicherte Forderungen der Bank</w:t>
+        <w:t>2. Sicherungszweck und gesicherte Forderungen der Bank</w:t>
       </w:r>
     </w:p>
     <w:p>
       <w:r>
-        <w:t>Gesichert sind alle gegenwärtigen, künftigen und bedingten Ansprüche der Bank aus der gesamten Geschäftsverbindung mit der Zedentin, insbesondere Kapital, Zinsen, Kosten und Rückabwicklungsansprüche aus dem Darlehen RK-2023-4471.</w:t>
+        <w:t>Sicherungszweck der Abtretung ist die Sicherung aller gegenwärtigen, künftigen und bedingten Ansprüche der Bank aus der gesamten Geschäftsverbindung mit der Zedentin, insbesondere Kapital, Zinsen, Kosten und Rückabwicklungsansprüche aus dem Darlehen RK-2023-4471.</w:t>
       </w:r>
     </w:p>
     <w:p>
